--- a/week02_ids/lab/csn09112_lab01.docx
+++ b/week02_ids/lab/csn09112_lab01.docx
@@ -1,6 +1,6 @@
 
 <file path=word/document.xml><?xml version="1.0" encoding="utf-8"?>
-<w:document xmlns:wpc="http://schemas.microsoft.com/office/word/2010/wordprocessingCanvas" xmlns:cx="http://schemas.microsoft.com/office/drawing/2014/chartex" xmlns:cx1="http://schemas.microsoft.com/office/drawing/2015/9/8/chartex" xmlns:cx2="http://schemas.microsoft.com/office/drawing/2015/10/21/chartex" xmlns:cx3="http://schemas.microsoft.com/office/drawing/2016/5/9/chartex" xmlns:cx4="http://schemas.microsoft.com/office/drawing/2016/5/10/chartex" xmlns:cx5="http://schemas.microsoft.com/office/drawing/2016/5/11/chartex" xmlns:cx6="http://schemas.microsoft.com/office/drawing/2016/5/12/chartex" xmlns:cx7="http://schemas.microsoft.com/office/drawing/2016/5/13/chartex" xmlns:cx8="http://schemas.microsoft.com/office/drawing/2016/5/14/chartex" xmlns:mc="http://schemas.openxmlformats.org/markup-compatibility/2006" xmlns:aink="http://schemas.microsoft.com/office/drawing/2016/ink" xmlns:am3d="http://schemas.microsoft.com/office/drawing/2017/model3d" xmlns:o="urn:schemas-microsoft-com:office:office" xmlns:oel="http://schemas.microsoft.com/office/2019/extlst" xmlns:r="http://schemas.openxmlformats.org/officeDocument/2006/relationships" xmlns:m="http://schemas.openxmlformats.org/officeDocument/2006/math" xmlns:v="urn:schemas-microsoft-com:vml" xmlns:wp14="http://schemas.microsoft.com/office/word/2010/wordprocessingDrawing" xmlns:wp="http://schemas.openxmlformats.org/drawingml/2006/wordprocessingDrawing" xmlns:w10="urn:schemas-microsoft-com:office:word" xmlns:w="http://schemas.openxmlformats.org/wordprocessingml/2006/main" xmlns:w14="http://schemas.microsoft.com/office/word/2010/wordml" xmlns:w15="http://schemas.microsoft.com/office/word/2012/wordml" xmlns:w16cex="http://schemas.microsoft.com/office/word/2018/wordml/cex" xmlns:w16cid="http://schemas.microsoft.com/office/word/2016/wordml/cid" xmlns:w16="http://schemas.microsoft.com/office/word/2018/wordml" xmlns:w16du="http://schemas.microsoft.com/office/word/2023/wordml/word16du" xmlns:w16sdtdh="http://schemas.microsoft.com/office/word/2020/wordml/sdtdatahash" xmlns:w16se="http://schemas.microsoft.com/office/word/2015/wordml/symex" xmlns:wpg="http://schemas.microsoft.com/office/word/2010/wordprocessingGroup" xmlns:wpi="http://schemas.microsoft.com/office/word/2010/wordprocessingInk" xmlns:wne="http://schemas.microsoft.com/office/word/2006/wordml" xmlns:wps="http://schemas.microsoft.com/office/word/2010/wordprocessingShape" mc:Ignorable="w14 w15 w16se w16cid w16 w16cex w16sdtdh w16du wp14">
+<w:document xmlns:wpc="http://schemas.microsoft.com/office/word/2010/wordprocessingCanvas" xmlns:cx="http://schemas.microsoft.com/office/drawing/2014/chartex" xmlns:cx1="http://schemas.microsoft.com/office/drawing/2015/9/8/chartex" xmlns:cx2="http://schemas.microsoft.com/office/drawing/2015/10/21/chartex" xmlns:cx3="http://schemas.microsoft.com/office/drawing/2016/5/9/chartex" xmlns:cx4="http://schemas.microsoft.com/office/drawing/2016/5/10/chartex" xmlns:cx5="http://schemas.microsoft.com/office/drawing/2016/5/11/chartex" xmlns:cx6="http://schemas.microsoft.com/office/drawing/2016/5/12/chartex" xmlns:cx7="http://schemas.microsoft.com/office/drawing/2016/5/13/chartex" xmlns:cx8="http://schemas.microsoft.com/office/drawing/2016/5/14/chartex" xmlns:mc="http://schemas.openxmlformats.org/markup-compatibility/2006" xmlns:aink="http://schemas.microsoft.com/office/drawing/2016/ink" xmlns:am3d="http://schemas.microsoft.com/office/drawing/2017/model3d" xmlns:o="urn:schemas-microsoft-com:office:office" xmlns:oel="http://schemas.microsoft.com/office/2019/extlst" xmlns:r="http://schemas.openxmlformats.org/officeDocument/2006/relationships" xmlns:m="http://schemas.openxmlformats.org/officeDocument/2006/math" xmlns:v="urn:schemas-microsoft-com:vml" xmlns:wp14="http://schemas.microsoft.com/office/word/2010/wordprocessingDrawing" xmlns:wp="http://schemas.openxmlformats.org/drawingml/2006/wordprocessingDrawing" xmlns:w10="urn:schemas-microsoft-com:office:word" xmlns:w="http://schemas.openxmlformats.org/wordprocessingml/2006/main" xmlns:w14="http://schemas.microsoft.com/office/word/2010/wordml" xmlns:w15="http://schemas.microsoft.com/office/word/2012/wordml" xmlns:w16cex="http://schemas.microsoft.com/office/word/2018/wordml/cex" xmlns:w16cid="http://schemas.microsoft.com/office/word/2016/wordml/cid" xmlns:w16="http://schemas.microsoft.com/office/word/2018/wordml" xmlns:w16du="http://schemas.microsoft.com/office/word/2023/wordml/word16du" xmlns:w16sdtdh="http://schemas.microsoft.com/office/word/2020/wordml/sdtdatahash" xmlns:w16sdtfl="http://schemas.microsoft.com/office/word/2024/wordml/sdtformatlock" xmlns:w16se="http://schemas.microsoft.com/office/word/2015/wordml/symex" xmlns:wpg="http://schemas.microsoft.com/office/word/2010/wordprocessingGroup" xmlns:wpi="http://schemas.microsoft.com/office/word/2010/wordprocessingInk" xmlns:wne="http://schemas.microsoft.com/office/word/2006/wordml" xmlns:wps="http://schemas.microsoft.com/office/word/2010/wordprocessingShape" mc:Ignorable="w14 w15 w16se w16cid w16 w16cex w16sdtdh w16sdtfl w16du wp14">
   <w:body>
     <w:p>
       <w:pPr>
@@ -27,7 +27,23 @@
           <w:sz w:val="40"/>
           <w:szCs w:val="40"/>
         </w:rPr>
-        <w:t>1: Virtualised Infrastructures</w:t>
+        <w:t xml:space="preserve">1: </w:t>
+      </w:r>
+      <w:proofErr w:type="spellStart"/>
+      <w:r>
+        <w:rPr>
+          <w:sz w:val="40"/>
+          <w:szCs w:val="40"/>
+        </w:rPr>
+        <w:t>Virtualised</w:t>
+      </w:r>
+      <w:proofErr w:type="spellEnd"/>
+      <w:r>
+        <w:rPr>
+          <w:sz w:val="40"/>
+          <w:szCs w:val="40"/>
+        </w:rPr>
+        <w:t xml:space="preserve"> Infrastructures</w:t>
       </w:r>
     </w:p>
     <w:p>
@@ -66,7 +82,49 @@
         <w:rPr>
           <w:lang w:eastAsia="en-US"/>
         </w:rPr>
-        <w:t>Our challenge is to set up MyBank Incorp, where each of you will be allocated a network and hosts to configure and get online (Figure 1). You have a pfSense firewall, a Ubuntu (Private) host, a Windows (DMZ) host, a Metasploitable (DMZ) host, a Kali (DMZ) host and a Kali (Public) host to achieve your objectives.</w:t>
+        <w:t xml:space="preserve">Our challenge is to set up </w:t>
+      </w:r>
+      <w:proofErr w:type="spellStart"/>
+      <w:r>
+        <w:rPr>
+          <w:lang w:eastAsia="en-US"/>
+        </w:rPr>
+        <w:t>MyBank</w:t>
+      </w:r>
+      <w:proofErr w:type="spellEnd"/>
+      <w:r>
+        <w:rPr>
+          <w:lang w:eastAsia="en-US"/>
+        </w:rPr>
+        <w:t xml:space="preserve"> Incorp, where each of you will be allocated a network and hosts to configure and get online (Figure 1). You have a </w:t>
+      </w:r>
+      <w:proofErr w:type="spellStart"/>
+      <w:r>
+        <w:rPr>
+          <w:lang w:eastAsia="en-US"/>
+        </w:rPr>
+        <w:t>pfSense</w:t>
+      </w:r>
+      <w:proofErr w:type="spellEnd"/>
+      <w:r>
+        <w:rPr>
+          <w:lang w:eastAsia="en-US"/>
+        </w:rPr>
+        <w:t xml:space="preserve"> firewall, a Ubuntu (Private) host, a Windows (DMZ) host, a </w:t>
+      </w:r>
+      <w:proofErr w:type="spellStart"/>
+      <w:r>
+        <w:rPr>
+          <w:lang w:eastAsia="en-US"/>
+        </w:rPr>
+        <w:t>Metasploitable</w:t>
+      </w:r>
+      <w:proofErr w:type="spellEnd"/>
+      <w:r>
+        <w:rPr>
+          <w:lang w:eastAsia="en-US"/>
+        </w:rPr>
+        <w:t xml:space="preserve"> (DMZ) host, a Kali (DMZ) host and a Kali (Public) host to achieve your objectives.</w:t>
       </w:r>
     </w:p>
     <w:p>
@@ -162,7 +220,31 @@
         <w:rPr>
           <w:lang w:eastAsia="en-US"/>
         </w:rPr>
-        <w:t>For Ubuntu configuration, for 10.10.x.7:</w:t>
+        <w:t>For Ubuntu configuration, for 10.10.</w:t>
+      </w:r>
+      <w:r>
+        <w:rPr>
+          <w:lang w:eastAsia="en-US"/>
+        </w:rPr>
+        <w:t>10</w:t>
+      </w:r>
+      <w:r>
+        <w:rPr>
+          <w:lang w:eastAsia="en-US"/>
+        </w:rPr>
+        <w:t>.7</w:t>
+      </w:r>
+      <w:r>
+        <w:rPr>
+          <w:lang w:eastAsia="en-US"/>
+        </w:rPr>
+        <w:t>/24</w:t>
+      </w:r>
+      <w:r>
+        <w:rPr>
+          <w:lang w:eastAsia="en-US"/>
+        </w:rPr>
+        <w:t>:</w:t>
       </w:r>
     </w:p>
     <w:p>
@@ -181,6 +263,7 @@
           <w:lang w:eastAsia="en-US"/>
         </w:rPr>
       </w:pPr>
+      <w:proofErr w:type="spellStart"/>
       <w:r>
         <w:rPr>
           <w:rFonts w:ascii="Lucida Console" w:hAnsi="Lucida Console"/>
@@ -188,18 +271,19 @@
           <w:szCs w:val="20"/>
           <w:lang w:eastAsia="en-US"/>
         </w:rPr>
-        <w:t>sudo ip link set ens160 up</w:t>
-      </w:r>
-    </w:p>
-    <w:p>
-      <w:pPr>
+        <w:t>sudo</w:t>
+      </w:r>
+      <w:proofErr w:type="spellEnd"/>
+      <w:r>
         <w:rPr>
           <w:rFonts w:ascii="Lucida Console" w:hAnsi="Lucida Console"/>
           <w:sz w:val="20"/>
           <w:szCs w:val="20"/>
           <w:lang w:eastAsia="en-US"/>
         </w:rPr>
-      </w:pPr>
+        <w:t xml:space="preserve"> </w:t>
+      </w:r>
+      <w:proofErr w:type="spellStart"/>
       <w:r>
         <w:rPr>
           <w:rFonts w:ascii="Lucida Console" w:hAnsi="Lucida Console"/>
@@ -207,18 +291,18 @@
           <w:szCs w:val="20"/>
           <w:lang w:eastAsia="en-US"/>
         </w:rPr>
-        <w:t>sudo ip addr add 10.10.x.7/24 dev ens160</w:t>
-      </w:r>
-    </w:p>
-    <w:p>
-      <w:pPr>
+        <w:t>ip</w:t>
+      </w:r>
+      <w:proofErr w:type="spellEnd"/>
+      <w:r>
         <w:rPr>
           <w:rFonts w:ascii="Lucida Console" w:hAnsi="Lucida Console"/>
           <w:sz w:val="20"/>
           <w:szCs w:val="20"/>
           <w:lang w:eastAsia="en-US"/>
         </w:rPr>
-      </w:pPr>
+        <w:t xml:space="preserve"> link set ens</w:t>
+      </w:r>
       <w:r>
         <w:rPr>
           <w:rFonts w:ascii="Lucida Console" w:hAnsi="Lucida Console"/>
@@ -226,7 +310,7 @@
           <w:szCs w:val="20"/>
           <w:lang w:eastAsia="en-US"/>
         </w:rPr>
-        <w:t>sudo ip route add default via 10.10.x.254 dev ens</w:t>
+        <w:t>3</w:t>
       </w:r>
       <w:r>
         <w:rPr>
@@ -235,7 +319,7 @@
           <w:szCs w:val="20"/>
           <w:lang w:eastAsia="en-US"/>
         </w:rPr>
-        <w:t>160</w:t>
+        <w:t xml:space="preserve"> up</w:t>
       </w:r>
     </w:p>
     <w:p>
@@ -247,6 +331,7 @@
           <w:lang w:eastAsia="en-US"/>
         </w:rPr>
       </w:pPr>
+      <w:proofErr w:type="spellStart"/>
       <w:r>
         <w:rPr>
           <w:rFonts w:ascii="Lucida Console" w:hAnsi="Lucida Console"/>
@@ -254,7 +339,182 @@
           <w:szCs w:val="20"/>
           <w:lang w:eastAsia="en-US"/>
         </w:rPr>
-        <w:t>nano /etc/resolv.conf and change "nameserver 146.176.1.5"</w:t>
+        <w:t>sudo</w:t>
+      </w:r>
+      <w:proofErr w:type="spellEnd"/>
+      <w:r>
+        <w:rPr>
+          <w:rFonts w:ascii="Lucida Console" w:hAnsi="Lucida Console"/>
+          <w:sz w:val="20"/>
+          <w:szCs w:val="20"/>
+          <w:lang w:eastAsia="en-US"/>
+        </w:rPr>
+        <w:t xml:space="preserve"> </w:t>
+      </w:r>
+      <w:proofErr w:type="spellStart"/>
+      <w:r>
+        <w:rPr>
+          <w:rFonts w:ascii="Lucida Console" w:hAnsi="Lucida Console"/>
+          <w:sz w:val="20"/>
+          <w:szCs w:val="20"/>
+          <w:lang w:eastAsia="en-US"/>
+        </w:rPr>
+        <w:t>ip</w:t>
+      </w:r>
+      <w:proofErr w:type="spellEnd"/>
+      <w:r>
+        <w:rPr>
+          <w:rFonts w:ascii="Lucida Console" w:hAnsi="Lucida Console"/>
+          <w:sz w:val="20"/>
+          <w:szCs w:val="20"/>
+          <w:lang w:eastAsia="en-US"/>
+        </w:rPr>
+        <w:t xml:space="preserve"> </w:t>
+      </w:r>
+      <w:proofErr w:type="spellStart"/>
+      <w:r>
+        <w:rPr>
+          <w:rFonts w:ascii="Lucida Console" w:hAnsi="Lucida Console"/>
+          <w:sz w:val="20"/>
+          <w:szCs w:val="20"/>
+          <w:lang w:eastAsia="en-US"/>
+        </w:rPr>
+        <w:t>addr</w:t>
+      </w:r>
+      <w:proofErr w:type="spellEnd"/>
+      <w:r>
+        <w:rPr>
+          <w:rFonts w:ascii="Lucida Console" w:hAnsi="Lucida Console"/>
+          <w:sz w:val="20"/>
+          <w:szCs w:val="20"/>
+          <w:lang w:eastAsia="en-US"/>
+        </w:rPr>
+        <w:t xml:space="preserve"> add 10.10.x.7/24 dev ens</w:t>
+      </w:r>
+      <w:r>
+        <w:rPr>
+          <w:rFonts w:ascii="Lucida Console" w:hAnsi="Lucida Console"/>
+          <w:sz w:val="20"/>
+          <w:szCs w:val="20"/>
+          <w:lang w:eastAsia="en-US"/>
+        </w:rPr>
+        <w:t>3</w:t>
+      </w:r>
+    </w:p>
+    <w:p>
+      <w:pPr>
+        <w:rPr>
+          <w:rFonts w:ascii="Lucida Console" w:hAnsi="Lucida Console"/>
+          <w:sz w:val="20"/>
+          <w:szCs w:val="20"/>
+          <w:lang w:eastAsia="en-US"/>
+        </w:rPr>
+      </w:pPr>
+      <w:proofErr w:type="spellStart"/>
+      <w:r>
+        <w:rPr>
+          <w:rFonts w:ascii="Lucida Console" w:hAnsi="Lucida Console"/>
+          <w:sz w:val="20"/>
+          <w:szCs w:val="20"/>
+          <w:lang w:eastAsia="en-US"/>
+        </w:rPr>
+        <w:t>sudo</w:t>
+      </w:r>
+      <w:proofErr w:type="spellEnd"/>
+      <w:r>
+        <w:rPr>
+          <w:rFonts w:ascii="Lucida Console" w:hAnsi="Lucida Console"/>
+          <w:sz w:val="20"/>
+          <w:szCs w:val="20"/>
+          <w:lang w:eastAsia="en-US"/>
+        </w:rPr>
+        <w:t xml:space="preserve"> </w:t>
+      </w:r>
+      <w:proofErr w:type="spellStart"/>
+      <w:r>
+        <w:rPr>
+          <w:rFonts w:ascii="Lucida Console" w:hAnsi="Lucida Console"/>
+          <w:sz w:val="20"/>
+          <w:szCs w:val="20"/>
+          <w:lang w:eastAsia="en-US"/>
+        </w:rPr>
+        <w:t>ip</w:t>
+      </w:r>
+      <w:proofErr w:type="spellEnd"/>
+      <w:r>
+        <w:rPr>
+          <w:rFonts w:ascii="Lucida Console" w:hAnsi="Lucida Console"/>
+          <w:sz w:val="20"/>
+          <w:szCs w:val="20"/>
+          <w:lang w:eastAsia="en-US"/>
+        </w:rPr>
+        <w:t xml:space="preserve"> route add default via 10.10.x.254 dev ens</w:t>
+      </w:r>
+      <w:r>
+        <w:rPr>
+          <w:rFonts w:ascii="Lucida Console" w:hAnsi="Lucida Console"/>
+          <w:sz w:val="20"/>
+          <w:szCs w:val="20"/>
+          <w:lang w:eastAsia="en-US"/>
+        </w:rPr>
+        <w:t>3</w:t>
+      </w:r>
+    </w:p>
+    <w:p>
+      <w:pPr>
+        <w:rPr>
+          <w:rFonts w:ascii="Lucida Console" w:hAnsi="Lucida Console"/>
+          <w:sz w:val="20"/>
+          <w:szCs w:val="20"/>
+          <w:lang w:eastAsia="en-US"/>
+        </w:rPr>
+      </w:pPr>
+      <w:r>
+        <w:rPr>
+          <w:rFonts w:ascii="Lucida Console" w:hAnsi="Lucida Console"/>
+          <w:sz w:val="20"/>
+          <w:szCs w:val="20"/>
+          <w:lang w:eastAsia="en-US"/>
+        </w:rPr>
+        <w:t>nano /etc/</w:t>
+      </w:r>
+      <w:proofErr w:type="spellStart"/>
+      <w:r>
+        <w:rPr>
+          <w:rFonts w:ascii="Lucida Console" w:hAnsi="Lucida Console"/>
+          <w:sz w:val="20"/>
+          <w:szCs w:val="20"/>
+          <w:lang w:eastAsia="en-US"/>
+        </w:rPr>
+        <w:t>resolv.conf</w:t>
+      </w:r>
+      <w:proofErr w:type="spellEnd"/>
+      <w:r>
+        <w:rPr>
+          <w:rFonts w:ascii="Lucida Console" w:hAnsi="Lucida Console"/>
+          <w:sz w:val="20"/>
+          <w:szCs w:val="20"/>
+          <w:lang w:eastAsia="en-US"/>
+        </w:rPr>
+        <w:t xml:space="preserve"> and change "nameserver </w:t>
+      </w:r>
+      <w:r>
+        <w:rPr>
+          <w:rFonts w:ascii="Lucida Console" w:hAnsi="Lucida Console"/>
+          <w:sz w:val="20"/>
+          <w:szCs w:val="20"/>
+          <w:lang w:eastAsia="en-US"/>
+        </w:rPr>
+        <w:t>8.8.8.8</w:t>
+      </w:r>
+      <w:r>
+        <w:rPr>
+          <w:rFonts w:ascii="Lucida Console" w:hAnsi="Lucida Console"/>
+          <w:sz w:val="20"/>
+          <w:szCs w:val="20"/>
+          <w:lang w:eastAsia="en-US"/>
+        </w:rPr>
+        <w:t>"</w:t>
       </w:r>
     </w:p>
     <w:p>
@@ -326,7 +586,31 @@
         <w:rPr>
           <w:lang w:eastAsia="en-US"/>
         </w:rPr>
-        <w:t>Your networks will be: 10.10.x.0/24 10.10.y.0/24</w:t>
+        <w:t>Your networks will be: 10.10.</w:t>
+      </w:r>
+      <w:r>
+        <w:rPr>
+          <w:lang w:eastAsia="en-US"/>
+        </w:rPr>
+        <w:t>10</w:t>
+      </w:r>
+      <w:r>
+        <w:rPr>
+          <w:lang w:eastAsia="en-US"/>
+        </w:rPr>
+        <w:t>.0/24 10.10.</w:t>
+      </w:r>
+      <w:r>
+        <w:rPr>
+          <w:lang w:eastAsia="en-US"/>
+        </w:rPr>
+        <w:t>11</w:t>
+      </w:r>
+      <w:r>
+        <w:rPr>
+          <w:lang w:eastAsia="en-US"/>
+        </w:rPr>
+        <w:t>.0/24</w:t>
       </w:r>
     </w:p>
     <w:p>
@@ -388,7 +672,49 @@
         <w:rPr>
           <w:lang w:eastAsia="en-US"/>
         </w:rPr>
-        <w:t>Power up your Pfsense firewall and the rest of the hosts (do not power up the Vyatta firewall). Select the Pfsense firewall terminal Do not set VLANs, and enable the interfaces of:</w:t>
+        <w:t xml:space="preserve">Power up your </w:t>
+      </w:r>
+      <w:proofErr w:type="spellStart"/>
+      <w:r>
+        <w:rPr>
+          <w:lang w:eastAsia="en-US"/>
+        </w:rPr>
+        <w:t>Pfsense</w:t>
+      </w:r>
+      <w:proofErr w:type="spellEnd"/>
+      <w:r>
+        <w:rPr>
+          <w:lang w:eastAsia="en-US"/>
+        </w:rPr>
+        <w:t xml:space="preserve"> firewall and the rest of the hosts (do not power up the </w:t>
+      </w:r>
+      <w:proofErr w:type="spellStart"/>
+      <w:r>
+        <w:rPr>
+          <w:lang w:eastAsia="en-US"/>
+        </w:rPr>
+        <w:t>Vyatta</w:t>
+      </w:r>
+      <w:proofErr w:type="spellEnd"/>
+      <w:r>
+        <w:rPr>
+          <w:lang w:eastAsia="en-US"/>
+        </w:rPr>
+        <w:t xml:space="preserve"> firewall). Select the </w:t>
+      </w:r>
+      <w:proofErr w:type="spellStart"/>
+      <w:r>
+        <w:rPr>
+          <w:lang w:eastAsia="en-US"/>
+        </w:rPr>
+        <w:t>Pfsense</w:t>
+      </w:r>
+      <w:proofErr w:type="spellEnd"/>
+      <w:r>
+        <w:rPr>
+          <w:lang w:eastAsia="en-US"/>
+        </w:rPr>
+        <w:t xml:space="preserve"> firewall terminal Do not set VLANs, and enable the interfaces of:</w:t>
       </w:r>
     </w:p>
     <w:p>
@@ -451,7 +777,19 @@
         <w:rPr>
           <w:lang w:eastAsia="en-US"/>
         </w:rPr>
-        <w:t>Let the firewall boot up, and then select (2) Setup IP Interface(s), and set the LAN interface to have an IP address of 10.10.x.254/24.</w:t>
+        <w:t>Let the firewall boot up, and then select (2) Setup IP Interface(s), and set the LAN interface to have an IP address of 10.10.</w:t>
+      </w:r>
+      <w:r>
+        <w:rPr>
+          <w:lang w:eastAsia="en-US"/>
+        </w:rPr>
+        <w:t>10</w:t>
+      </w:r>
+      <w:r>
+        <w:rPr>
+          <w:lang w:eastAsia="en-US"/>
+        </w:rPr>
+        <w:t>.254/24.</w:t>
       </w:r>
     </w:p>
     <w:p>
@@ -544,6 +882,7 @@
           <w:lang w:eastAsia="en-US"/>
         </w:rPr>
       </w:pPr>
+      <w:proofErr w:type="spellStart"/>
       <w:r>
         <w:rPr>
           <w:rFonts w:ascii="Lucida Console" w:hAnsi="Lucida Console"/>
@@ -551,18 +890,19 @@
           <w:szCs w:val="20"/>
           <w:lang w:eastAsia="en-US"/>
         </w:rPr>
-        <w:t>sudo ip link set ens160 up</w:t>
-      </w:r>
-    </w:p>
-    <w:p>
-      <w:pPr>
+        <w:t>sudo</w:t>
+      </w:r>
+      <w:proofErr w:type="spellEnd"/>
+      <w:r>
         <w:rPr>
           <w:rFonts w:ascii="Lucida Console" w:hAnsi="Lucida Console"/>
           <w:sz w:val="20"/>
           <w:szCs w:val="20"/>
           <w:lang w:eastAsia="en-US"/>
         </w:rPr>
-      </w:pPr>
+        <w:t xml:space="preserve"> </w:t>
+      </w:r>
+      <w:proofErr w:type="spellStart"/>
       <w:r>
         <w:rPr>
           <w:rFonts w:ascii="Lucida Console" w:hAnsi="Lucida Console"/>
@@ -570,18 +910,18 @@
           <w:szCs w:val="20"/>
           <w:lang w:eastAsia="en-US"/>
         </w:rPr>
-        <w:t>sudo ip addr add 10.10.x.7/24 dev ens160</w:t>
-      </w:r>
-    </w:p>
-    <w:p>
-      <w:pPr>
+        <w:t>ip</w:t>
+      </w:r>
+      <w:proofErr w:type="spellEnd"/>
+      <w:r>
         <w:rPr>
           <w:rFonts w:ascii="Lucida Console" w:hAnsi="Lucida Console"/>
           <w:sz w:val="20"/>
           <w:szCs w:val="20"/>
           <w:lang w:eastAsia="en-US"/>
         </w:rPr>
-      </w:pPr>
+        <w:t xml:space="preserve"> link set ens</w:t>
+      </w:r>
       <w:r>
         <w:rPr>
           <w:rFonts w:ascii="Lucida Console" w:hAnsi="Lucida Console"/>
@@ -589,27 +929,212 @@
           <w:szCs w:val="20"/>
           <w:lang w:eastAsia="en-US"/>
         </w:rPr>
-        <w:t>sudo ip route add default via 10.10.x.254 dev ens160</w:t>
-      </w:r>
-    </w:p>
-    <w:p>
-      <w:pPr>
-        <w:rPr>
-          <w:lang w:eastAsia="en-US"/>
-        </w:rPr>
-      </w:pPr>
-    </w:p>
-    <w:p>
-      <w:pPr>
-        <w:rPr>
-          <w:lang w:eastAsia="en-US"/>
-        </w:rPr>
-      </w:pPr>
-      <w:r>
-        <w:rPr>
-          <w:lang w:eastAsia="en-US"/>
-        </w:rPr>
-        <w:t>Next setup the nameserver on the Ubuntu host by editing the /etc/resolv.config and adding a nameserver of 146.176.1.6:</w:t>
+        <w:t>3</w:t>
+      </w:r>
+      <w:r>
+        <w:rPr>
+          <w:rFonts w:ascii="Lucida Console" w:hAnsi="Lucida Console"/>
+          <w:sz w:val="20"/>
+          <w:szCs w:val="20"/>
+          <w:lang w:eastAsia="en-US"/>
+        </w:rPr>
+        <w:t xml:space="preserve"> up</w:t>
+      </w:r>
+    </w:p>
+    <w:p>
+      <w:pPr>
+        <w:rPr>
+          <w:rFonts w:ascii="Lucida Console" w:hAnsi="Lucida Console"/>
+          <w:sz w:val="20"/>
+          <w:szCs w:val="20"/>
+          <w:lang w:eastAsia="en-US"/>
+        </w:rPr>
+      </w:pPr>
+      <w:proofErr w:type="spellStart"/>
+      <w:r>
+        <w:rPr>
+          <w:rFonts w:ascii="Lucida Console" w:hAnsi="Lucida Console"/>
+          <w:sz w:val="20"/>
+          <w:szCs w:val="20"/>
+          <w:lang w:eastAsia="en-US"/>
+        </w:rPr>
+        <w:t>sudo</w:t>
+      </w:r>
+      <w:proofErr w:type="spellEnd"/>
+      <w:r>
+        <w:rPr>
+          <w:rFonts w:ascii="Lucida Console" w:hAnsi="Lucida Console"/>
+          <w:sz w:val="20"/>
+          <w:szCs w:val="20"/>
+          <w:lang w:eastAsia="en-US"/>
+        </w:rPr>
+        <w:t xml:space="preserve"> </w:t>
+      </w:r>
+      <w:proofErr w:type="spellStart"/>
+      <w:r>
+        <w:rPr>
+          <w:rFonts w:ascii="Lucida Console" w:hAnsi="Lucida Console"/>
+          <w:sz w:val="20"/>
+          <w:szCs w:val="20"/>
+          <w:lang w:eastAsia="en-US"/>
+        </w:rPr>
+        <w:t>ip</w:t>
+      </w:r>
+      <w:proofErr w:type="spellEnd"/>
+      <w:r>
+        <w:rPr>
+          <w:rFonts w:ascii="Lucida Console" w:hAnsi="Lucida Console"/>
+          <w:sz w:val="20"/>
+          <w:szCs w:val="20"/>
+          <w:lang w:eastAsia="en-US"/>
+        </w:rPr>
+        <w:t xml:space="preserve"> </w:t>
+      </w:r>
+      <w:proofErr w:type="spellStart"/>
+      <w:r>
+        <w:rPr>
+          <w:rFonts w:ascii="Lucida Console" w:hAnsi="Lucida Console"/>
+          <w:sz w:val="20"/>
+          <w:szCs w:val="20"/>
+          <w:lang w:eastAsia="en-US"/>
+        </w:rPr>
+        <w:t>addr</w:t>
+      </w:r>
+      <w:proofErr w:type="spellEnd"/>
+      <w:r>
+        <w:rPr>
+          <w:rFonts w:ascii="Lucida Console" w:hAnsi="Lucida Console"/>
+          <w:sz w:val="20"/>
+          <w:szCs w:val="20"/>
+          <w:lang w:eastAsia="en-US"/>
+        </w:rPr>
+        <w:t xml:space="preserve"> add 10.10.x.7/24 dev ens</w:t>
+      </w:r>
+      <w:r>
+        <w:rPr>
+          <w:rFonts w:ascii="Lucida Console" w:hAnsi="Lucida Console"/>
+          <w:sz w:val="20"/>
+          <w:szCs w:val="20"/>
+          <w:lang w:eastAsia="en-US"/>
+        </w:rPr>
+        <w:t>3</w:t>
+      </w:r>
+    </w:p>
+    <w:p>
+      <w:pPr>
+        <w:rPr>
+          <w:rFonts w:ascii="Lucida Console" w:hAnsi="Lucida Console"/>
+          <w:sz w:val="20"/>
+          <w:szCs w:val="20"/>
+          <w:lang w:eastAsia="en-US"/>
+        </w:rPr>
+      </w:pPr>
+      <w:proofErr w:type="spellStart"/>
+      <w:r>
+        <w:rPr>
+          <w:rFonts w:ascii="Lucida Console" w:hAnsi="Lucida Console"/>
+          <w:sz w:val="20"/>
+          <w:szCs w:val="20"/>
+          <w:lang w:eastAsia="en-US"/>
+        </w:rPr>
+        <w:t>sudo</w:t>
+      </w:r>
+      <w:proofErr w:type="spellEnd"/>
+      <w:r>
+        <w:rPr>
+          <w:rFonts w:ascii="Lucida Console" w:hAnsi="Lucida Console"/>
+          <w:sz w:val="20"/>
+          <w:szCs w:val="20"/>
+          <w:lang w:eastAsia="en-US"/>
+        </w:rPr>
+        <w:t xml:space="preserve"> </w:t>
+      </w:r>
+      <w:proofErr w:type="spellStart"/>
+      <w:r>
+        <w:rPr>
+          <w:rFonts w:ascii="Lucida Console" w:hAnsi="Lucida Console"/>
+          <w:sz w:val="20"/>
+          <w:szCs w:val="20"/>
+          <w:lang w:eastAsia="en-US"/>
+        </w:rPr>
+        <w:t>ip</w:t>
+      </w:r>
+      <w:proofErr w:type="spellEnd"/>
+      <w:r>
+        <w:rPr>
+          <w:rFonts w:ascii="Lucida Console" w:hAnsi="Lucida Console"/>
+          <w:sz w:val="20"/>
+          <w:szCs w:val="20"/>
+          <w:lang w:eastAsia="en-US"/>
+        </w:rPr>
+        <w:t xml:space="preserve"> route add default via 10.10.x.254 dev ens</w:t>
+      </w:r>
+      <w:r>
+        <w:rPr>
+          <w:rFonts w:ascii="Lucida Console" w:hAnsi="Lucida Console"/>
+          <w:sz w:val="20"/>
+          <w:szCs w:val="20"/>
+          <w:lang w:eastAsia="en-US"/>
+        </w:rPr>
+        <w:t>3</w:t>
+      </w:r>
+    </w:p>
+    <w:p>
+      <w:pPr>
+        <w:rPr>
+          <w:lang w:eastAsia="en-US"/>
+        </w:rPr>
+      </w:pPr>
+    </w:p>
+    <w:p>
+      <w:pPr>
+        <w:rPr>
+          <w:lang w:eastAsia="en-US"/>
+        </w:rPr>
+      </w:pPr>
+      <w:r>
+        <w:rPr>
+          <w:lang w:eastAsia="en-US"/>
+        </w:rPr>
+        <w:t>Next</w:t>
+      </w:r>
+      <w:r>
+        <w:rPr>
+          <w:lang w:eastAsia="en-US"/>
+        </w:rPr>
+        <w:t>, set</w:t>
+      </w:r>
+      <w:r>
+        <w:rPr>
+          <w:lang w:eastAsia="en-US"/>
+        </w:rPr>
+        <w:t xml:space="preserve"> up the nameserver on the Ubuntu host by editing the /etc/</w:t>
+      </w:r>
+      <w:proofErr w:type="spellStart"/>
+      <w:r>
+        <w:rPr>
+          <w:lang w:eastAsia="en-US"/>
+        </w:rPr>
+        <w:t>resolv.config</w:t>
+      </w:r>
+      <w:proofErr w:type="spellEnd"/>
+      <w:r>
+        <w:rPr>
+          <w:lang w:eastAsia="en-US"/>
+        </w:rPr>
+        <w:t xml:space="preserve"> and adding a nameserver of </w:t>
+      </w:r>
+      <w:r>
+        <w:rPr>
+          <w:lang w:eastAsia="en-US"/>
+        </w:rPr>
+        <w:t>8.8.8.8</w:t>
+      </w:r>
+      <w:r>
+        <w:rPr>
+          <w:lang w:eastAsia="en-US"/>
+        </w:rPr>
+        <w:t>:</w:t>
       </w:r>
     </w:p>
     <w:p>
@@ -623,9 +1148,19 @@
       <w:pPr>
         <w:pStyle w:val="computer2"/>
       </w:pPr>
-      <w:r>
-        <w:t>sudo nano /etc/resolv.conf</w:t>
-      </w:r>
+      <w:proofErr w:type="spellStart"/>
+      <w:r>
+        <w:t>sudo</w:t>
+      </w:r>
+      <w:proofErr w:type="spellEnd"/>
+      <w:r>
+        <w:t xml:space="preserve"> nano /etc/</w:t>
+      </w:r>
+      <w:proofErr w:type="spellStart"/>
+      <w:r>
+        <w:t>resolv.conf</w:t>
+      </w:r>
+      <w:proofErr w:type="spellEnd"/>
     </w:p>
     <w:p>
       <w:pPr>
@@ -659,7 +1194,10 @@
         <w:pStyle w:val="computer2"/>
       </w:pPr>
       <w:r>
-        <w:t>nameserver 146.176.1.5</w:t>
+        <w:t xml:space="preserve">nameserver </w:t>
+      </w:r>
+      <w:r>
+        <w:t>8.8.8.8</w:t>
       </w:r>
     </w:p>
     <w:p>
@@ -846,7 +1384,21 @@
               <w:rPr>
                 <w:lang w:eastAsia="en-US"/>
               </w:rPr>
-              <w:t xml:space="preserve">5. Run "nslookup google.com". What IP address does it give? </w:t>
+              <w:t>5. Run "</w:t>
+            </w:r>
+            <w:proofErr w:type="spellStart"/>
+            <w:r>
+              <w:rPr>
+                <w:lang w:eastAsia="en-US"/>
+              </w:rPr>
+              <w:t>nslookup</w:t>
+            </w:r>
+            <w:proofErr w:type="spellEnd"/>
+            <w:r>
+              <w:rPr>
+                <w:lang w:eastAsia="en-US"/>
+              </w:rPr>
+              <w:t xml:space="preserve"> google.com". What IP address does it give? </w:t>
             </w:r>
           </w:p>
         </w:tc>
@@ -926,7 +1478,21 @@
           <w:lang w:eastAsia="en-US"/>
         </w:rPr>
         <w:lastRenderedPageBreak/>
-        <w:t>work, you have a general problem with your firewall, so check the details on the pfSense firewall. If (4) doesn't work, but (3) does, you have a problem with your DNS service, so check the DNS details on the Ubuntu host.</w:t>
+        <w:t xml:space="preserve">work, you have a general problem with your firewall, so check the details on the </w:t>
+      </w:r>
+      <w:proofErr w:type="spellStart"/>
+      <w:r>
+        <w:rPr>
+          <w:lang w:eastAsia="en-US"/>
+        </w:rPr>
+        <w:t>pfSense</w:t>
+      </w:r>
+      <w:proofErr w:type="spellEnd"/>
+      <w:r>
+        <w:rPr>
+          <w:lang w:eastAsia="en-US"/>
+        </w:rPr>
+        <w:t xml:space="preserve"> firewall. If (4) doesn't work, but (3) does, you have a problem with your DNS service, so check the DNS details on the Ubuntu host.</w:t>
       </w:r>
     </w:p>
     <w:p>
@@ -1140,7 +1706,35 @@
         <w:rPr>
           <w:lang w:eastAsia="en-US"/>
         </w:rPr>
-        <w:t>The username for pfSense is admin and the password is pfsense.</w:t>
+        <w:t xml:space="preserve">The username for </w:t>
+      </w:r>
+      <w:proofErr w:type="spellStart"/>
+      <w:r>
+        <w:rPr>
+          <w:lang w:eastAsia="en-US"/>
+        </w:rPr>
+        <w:t>pfSense</w:t>
+      </w:r>
+      <w:proofErr w:type="spellEnd"/>
+      <w:r>
+        <w:rPr>
+          <w:lang w:eastAsia="en-US"/>
+        </w:rPr>
+        <w:t xml:space="preserve"> is admin and the password is </w:t>
+      </w:r>
+      <w:proofErr w:type="spellStart"/>
+      <w:r>
+        <w:rPr>
+          <w:lang w:eastAsia="en-US"/>
+        </w:rPr>
+        <w:t>pfsense</w:t>
+      </w:r>
+      <w:proofErr w:type="spellEnd"/>
+      <w:r>
+        <w:rPr>
+          <w:lang w:eastAsia="en-US"/>
+        </w:rPr>
+        <w:t>.</w:t>
       </w:r>
     </w:p>
     <w:p>
@@ -1201,7 +1795,21 @@
               <w:rPr>
                 <w:lang w:eastAsia="en-US"/>
               </w:rPr>
-              <w:t xml:space="preserve">1. Go to the pfSense terminal, and check that the right address is set for DMX2 (10.10.y.254/24). Is it correct? </w:t>
+              <w:t xml:space="preserve">1. Go to the </w:t>
+            </w:r>
+            <w:proofErr w:type="spellStart"/>
+            <w:r>
+              <w:rPr>
+                <w:lang w:eastAsia="en-US"/>
+              </w:rPr>
+              <w:t>pfSense</w:t>
+            </w:r>
+            <w:proofErr w:type="spellEnd"/>
+            <w:r>
+              <w:rPr>
+                <w:lang w:eastAsia="en-US"/>
+              </w:rPr>
+              <w:t xml:space="preserve"> terminal, and check that the right address is set for DMX2 (10.10.y.254/24). Is it correct? </w:t>
             </w:r>
           </w:p>
         </w:tc>
@@ -1704,7 +2312,21 @@
               <w:rPr>
                 <w:lang w:eastAsia="en-US"/>
               </w:rPr>
-              <w:t xml:space="preserve">5. Run "nslookup google.com". What IP address does it give? </w:t>
+              <w:t>5. Run "</w:t>
+            </w:r>
+            <w:proofErr w:type="spellStart"/>
+            <w:r>
+              <w:rPr>
+                <w:lang w:eastAsia="en-US"/>
+              </w:rPr>
+              <w:t>nslookup</w:t>
+            </w:r>
+            <w:proofErr w:type="spellEnd"/>
+            <w:r>
+              <w:rPr>
+                <w:lang w:eastAsia="en-US"/>
+              </w:rPr>
+              <w:t xml:space="preserve"> google.com". What IP address does it give? </w:t>
             </w:r>
           </w:p>
         </w:tc>
@@ -1990,7 +2612,21 @@
               <w:rPr>
                 <w:lang w:eastAsia="en-US"/>
               </w:rPr>
-              <w:t xml:space="preserve">5. Run "nslookup google.com". What IP address does it give? </w:t>
+              <w:t>5. Run "</w:t>
+            </w:r>
+            <w:proofErr w:type="spellStart"/>
+            <w:r>
+              <w:rPr>
+                <w:lang w:eastAsia="en-US"/>
+              </w:rPr>
+              <w:t>nslookup</w:t>
+            </w:r>
+            <w:proofErr w:type="spellEnd"/>
+            <w:r>
+              <w:rPr>
+                <w:lang w:eastAsia="en-US"/>
+              </w:rPr>
+              <w:t xml:space="preserve"> google.com". What IP address does it give? </w:t>
             </w:r>
           </w:p>
         </w:tc>
@@ -2109,44 +2745,105 @@
       <w:pPr>
         <w:pStyle w:val="computer2"/>
       </w:pPr>
-      <w:r>
-        <w:t>sudo ip link set eth0 up</w:t>
+      <w:proofErr w:type="spellStart"/>
+      <w:r>
+        <w:t>sudo</w:t>
+      </w:r>
+      <w:proofErr w:type="spellEnd"/>
+      <w:r>
+        <w:t xml:space="preserve"> </w:t>
+      </w:r>
+      <w:proofErr w:type="spellStart"/>
+      <w:r>
+        <w:t>ip</w:t>
+      </w:r>
+      <w:proofErr w:type="spellEnd"/>
+      <w:r>
+        <w:t xml:space="preserve"> link set eth0 up</w:t>
       </w:r>
     </w:p>
     <w:p>
       <w:pPr>
         <w:pStyle w:val="computer2"/>
       </w:pPr>
-      <w:r>
-        <w:t>sudo ip addr add 10.10.y.8/24 dev eth0</w:t>
+      <w:proofErr w:type="spellStart"/>
+      <w:r>
+        <w:t>sudo</w:t>
+      </w:r>
+      <w:proofErr w:type="spellEnd"/>
+      <w:r>
+        <w:t xml:space="preserve"> </w:t>
+      </w:r>
+      <w:proofErr w:type="spellStart"/>
+      <w:r>
+        <w:t>ip</w:t>
+      </w:r>
+      <w:proofErr w:type="spellEnd"/>
+      <w:r>
+        <w:t xml:space="preserve"> </w:t>
+      </w:r>
+      <w:proofErr w:type="spellStart"/>
+      <w:r>
+        <w:t>addr</w:t>
+      </w:r>
+      <w:proofErr w:type="spellEnd"/>
+      <w:r>
+        <w:t xml:space="preserve"> add 10.10.y.8/24 dev eth0</w:t>
       </w:r>
     </w:p>
     <w:p>
       <w:pPr>
         <w:pStyle w:val="computer2"/>
       </w:pPr>
-      <w:r>
-        <w:t>sudo ip route add default via 10.10.y.254 dev eth0</w:t>
-      </w:r>
-    </w:p>
-    <w:p>
-      <w:pPr>
-        <w:rPr>
-          <w:lang w:eastAsia="en-US"/>
-        </w:rPr>
-      </w:pPr>
-    </w:p>
-    <w:p>
-      <w:pPr>
-        <w:rPr>
-          <w:lang w:eastAsia="en-US"/>
-        </w:rPr>
-      </w:pPr>
-      <w:r>
-        <w:rPr>
-          <w:lang w:eastAsia="en-US"/>
-        </w:rPr>
-        <w:t>Next setup the nameserver on the Kali host by editing the /etc/resolv.config and adding a nameserver:</w:t>
+      <w:proofErr w:type="spellStart"/>
+      <w:r>
+        <w:t>sudo</w:t>
+      </w:r>
+      <w:proofErr w:type="spellEnd"/>
+      <w:r>
+        <w:t xml:space="preserve"> </w:t>
+      </w:r>
+      <w:proofErr w:type="spellStart"/>
+      <w:r>
+        <w:t>ip</w:t>
+      </w:r>
+      <w:proofErr w:type="spellEnd"/>
+      <w:r>
+        <w:t xml:space="preserve"> route add default via 10.10.y.254 dev eth0</w:t>
+      </w:r>
+    </w:p>
+    <w:p>
+      <w:pPr>
+        <w:rPr>
+          <w:lang w:eastAsia="en-US"/>
+        </w:rPr>
+      </w:pPr>
+    </w:p>
+    <w:p>
+      <w:pPr>
+        <w:rPr>
+          <w:lang w:eastAsia="en-US"/>
+        </w:rPr>
+      </w:pPr>
+      <w:r>
+        <w:rPr>
+          <w:lang w:eastAsia="en-US"/>
+        </w:rPr>
+        <w:t>Next setup the nameserver on the Kali host by editing the /etc/</w:t>
+      </w:r>
+      <w:proofErr w:type="spellStart"/>
+      <w:r>
+        <w:rPr>
+          <w:lang w:eastAsia="en-US"/>
+        </w:rPr>
+        <w:t>resolv.config</w:t>
+      </w:r>
+      <w:proofErr w:type="spellEnd"/>
+      <w:r>
+        <w:rPr>
+          <w:lang w:eastAsia="en-US"/>
+        </w:rPr>
+        <w:t xml:space="preserve"> and adding a nameserver:</w:t>
       </w:r>
     </w:p>
     <w:p>
@@ -2160,9 +2857,19 @@
       <w:pPr>
         <w:pStyle w:val="computer2"/>
       </w:pPr>
-      <w:r>
-        <w:t>sudo nano /etc/resolv.conf</w:t>
-      </w:r>
+      <w:proofErr w:type="spellStart"/>
+      <w:r>
+        <w:t>sudo</w:t>
+      </w:r>
+      <w:proofErr w:type="spellEnd"/>
+      <w:r>
+        <w:t xml:space="preserve"> nano /etc/</w:t>
+      </w:r>
+      <w:proofErr w:type="spellStart"/>
+      <w:r>
+        <w:t>resolv.conf</w:t>
+      </w:r>
+      <w:proofErr w:type="spellEnd"/>
     </w:p>
     <w:p>
       <w:pPr>
@@ -2437,7 +3144,21 @@
               <w:rPr>
                 <w:lang w:eastAsia="en-US"/>
               </w:rPr>
-              <w:t xml:space="preserve">6. Run "nslookup google.com". What IP address does it give? </w:t>
+              <w:t>6. Run "</w:t>
+            </w:r>
+            <w:proofErr w:type="spellStart"/>
+            <w:r>
+              <w:rPr>
+                <w:lang w:eastAsia="en-US"/>
+              </w:rPr>
+              <w:t>nslookup</w:t>
+            </w:r>
+            <w:proofErr w:type="spellEnd"/>
+            <w:r>
+              <w:rPr>
+                <w:lang w:eastAsia="en-US"/>
+              </w:rPr>
+              <w:t xml:space="preserve"> google.com". What IP address does it give? </w:t>
             </w:r>
           </w:p>
         </w:tc>
@@ -2535,21 +3256,68 @@
       <w:r>
         <w:tab/>
       </w:r>
-      <w:r>
-        <w:t>Metasploitable host setup</w:t>
-      </w:r>
-    </w:p>
-    <w:p>
-      <w:pPr>
-        <w:rPr>
-          <w:lang w:eastAsia="en-US"/>
-        </w:rPr>
-      </w:pPr>
-      <w:r>
-        <w:rPr>
-          <w:lang w:eastAsia="en-US"/>
-        </w:rPr>
-        <w:t>Next setup your Metasploitable host on the DMZ (User: msfadmin, Password: napier123). Set up the Metasploitable host to connect to 10.10.y.9/24 with a default gateway of your firewall port (10.10.y.254/24).</w:t>
+      <w:proofErr w:type="spellStart"/>
+      <w:r>
+        <w:t>Metasploitable</w:t>
+      </w:r>
+      <w:proofErr w:type="spellEnd"/>
+      <w:r>
+        <w:t xml:space="preserve"> host setup</w:t>
+      </w:r>
+    </w:p>
+    <w:p>
+      <w:pPr>
+        <w:rPr>
+          <w:lang w:eastAsia="en-US"/>
+        </w:rPr>
+      </w:pPr>
+      <w:r>
+        <w:rPr>
+          <w:lang w:eastAsia="en-US"/>
+        </w:rPr>
+        <w:t xml:space="preserve">Next setup your </w:t>
+      </w:r>
+      <w:proofErr w:type="spellStart"/>
+      <w:r>
+        <w:rPr>
+          <w:lang w:eastAsia="en-US"/>
+        </w:rPr>
+        <w:t>Metasploitable</w:t>
+      </w:r>
+      <w:proofErr w:type="spellEnd"/>
+      <w:r>
+        <w:rPr>
+          <w:lang w:eastAsia="en-US"/>
+        </w:rPr>
+        <w:t xml:space="preserve"> host on the DMZ (User: </w:t>
+      </w:r>
+      <w:proofErr w:type="spellStart"/>
+      <w:r>
+        <w:rPr>
+          <w:lang w:eastAsia="en-US"/>
+        </w:rPr>
+        <w:t>msfadmin</w:t>
+      </w:r>
+      <w:proofErr w:type="spellEnd"/>
+      <w:r>
+        <w:rPr>
+          <w:lang w:eastAsia="en-US"/>
+        </w:rPr>
+        <w:t xml:space="preserve">, Password: napier123). Set up the </w:t>
+      </w:r>
+      <w:proofErr w:type="spellStart"/>
+      <w:r>
+        <w:rPr>
+          <w:lang w:eastAsia="en-US"/>
+        </w:rPr>
+        <w:t>Metasploitable</w:t>
+      </w:r>
+      <w:proofErr w:type="spellEnd"/>
+      <w:r>
+        <w:rPr>
+          <w:lang w:eastAsia="en-US"/>
+        </w:rPr>
+        <w:t xml:space="preserve"> host to connect to 10.10.y.9/24 with a default gateway of your firewall port (10.10.y.254/24).</w:t>
       </w:r>
     </w:p>
     <w:p>
@@ -2563,16 +3331,50 @@
       <w:pPr>
         <w:pStyle w:val="computer2"/>
       </w:pPr>
-      <w:r>
-        <w:t>sudo ip addr add 10.10.y.9/24 dev eth0</w:t>
+      <w:proofErr w:type="spellStart"/>
+      <w:r>
+        <w:t>sudo</w:t>
+      </w:r>
+      <w:proofErr w:type="spellEnd"/>
+      <w:r>
+        <w:t xml:space="preserve"> </w:t>
+      </w:r>
+      <w:proofErr w:type="spellStart"/>
+      <w:r>
+        <w:t>ip</w:t>
+      </w:r>
+      <w:proofErr w:type="spellEnd"/>
+      <w:r>
+        <w:t xml:space="preserve"> </w:t>
+      </w:r>
+      <w:proofErr w:type="spellStart"/>
+      <w:r>
+        <w:t>addr</w:t>
+      </w:r>
+      <w:proofErr w:type="spellEnd"/>
+      <w:r>
+        <w:t xml:space="preserve"> add 10.10.y.9/24 dev eth0</w:t>
       </w:r>
     </w:p>
     <w:p>
       <w:pPr>
         <w:pStyle w:val="computer2"/>
       </w:pPr>
-      <w:r>
-        <w:t>sudo ip route add default via 10.10.y.254 dev eth0</w:t>
+      <w:proofErr w:type="spellStart"/>
+      <w:r>
+        <w:t>sudo</w:t>
+      </w:r>
+      <w:proofErr w:type="spellEnd"/>
+      <w:r>
+        <w:t xml:space="preserve"> </w:t>
+      </w:r>
+      <w:proofErr w:type="spellStart"/>
+      <w:r>
+        <w:t>ip</w:t>
+      </w:r>
+      <w:proofErr w:type="spellEnd"/>
+      <w:r>
+        <w:t xml:space="preserve"> route add default via 10.10.y.254 dev eth0</w:t>
       </w:r>
     </w:p>
     <w:p>
@@ -3151,7 +3953,21 @@
         <w:rPr>
           <w:lang w:eastAsia="en-US"/>
         </w:rPr>
-        <w:t xml:space="preserve">Go back to your Windows 7 host, and check that you can ping </w:t>
+        <w:t xml:space="preserve">Go back to your Windows 7 </w:t>
+      </w:r>
+      <w:proofErr w:type="gramStart"/>
+      <w:r>
+        <w:rPr>
+          <w:lang w:eastAsia="en-US"/>
+        </w:rPr>
+        <w:t>host, and</w:t>
+      </w:r>
+      <w:proofErr w:type="gramEnd"/>
+      <w:r>
+        <w:rPr>
+          <w:lang w:eastAsia="en-US"/>
+        </w:rPr>
+        <w:t xml:space="preserve"> check that you can ping </w:t>
       </w:r>
       <w:proofErr w:type="gramStart"/>
       <w:r>
@@ -3247,7 +4063,21 @@
         <w:rPr>
           <w:lang w:eastAsia="en-US"/>
         </w:rPr>
-        <w:t xml:space="preserve">Go back to your Ubuntu host, and check that you can ping </w:t>
+        <w:t xml:space="preserve">Go back to your Ubuntu </w:t>
+      </w:r>
+      <w:proofErr w:type="gramStart"/>
+      <w:r>
+        <w:rPr>
+          <w:lang w:eastAsia="en-US"/>
+        </w:rPr>
+        <w:t>host, and</w:t>
+      </w:r>
+      <w:proofErr w:type="gramEnd"/>
+      <w:r>
+        <w:rPr>
+          <w:lang w:eastAsia="en-US"/>
+        </w:rPr>
+        <w:t xml:space="preserve"> check that you can ping </w:t>
       </w:r>
       <w:proofErr w:type="gramStart"/>
       <w:r>
@@ -3356,7 +4186,21 @@
           <w:lang w:eastAsia="en-US"/>
         </w:rPr>
         <w:lastRenderedPageBreak/>
-        <w:t>From Ubuntu, run nmap and discover the services that are running on Windows 7.</w:t>
+        <w:t xml:space="preserve">From Ubuntu, run </w:t>
+      </w:r>
+      <w:proofErr w:type="spellStart"/>
+      <w:r>
+        <w:rPr>
+          <w:lang w:eastAsia="en-US"/>
+        </w:rPr>
+        <w:t>nmap</w:t>
+      </w:r>
+      <w:proofErr w:type="spellEnd"/>
+      <w:r>
+        <w:rPr>
+          <w:lang w:eastAsia="en-US"/>
+        </w:rPr>
+        <w:t xml:space="preserve"> and discover the services that are running on Windows 7.</w:t>
       </w:r>
     </w:p>
     <w:p>
@@ -3435,21 +4279,7 @@
               <w:rPr>
                 <w:lang w:eastAsia="en-US"/>
               </w:rPr>
-              <w:t xml:space="preserve">2. Name three services that are running on Windows </w:t>
-            </w:r>
-            <w:proofErr w:type="gramStart"/>
-            <w:r>
-              <w:rPr>
-                <w:lang w:eastAsia="en-US"/>
-              </w:rPr>
-              <w:t>7?</w:t>
-            </w:r>
-            <w:proofErr w:type="gramEnd"/>
-            <w:r>
-              <w:rPr>
-                <w:lang w:eastAsia="en-US"/>
-              </w:rPr>
-              <w:t xml:space="preserve"> </w:t>
+              <w:t xml:space="preserve">2. Name three services that are running on Windows 7? </w:t>
             </w:r>
           </w:p>
         </w:tc>
@@ -3504,7 +4334,21 @@
         <w:rPr>
           <w:lang w:eastAsia="en-US"/>
         </w:rPr>
-        <w:t>From Windows 7, run nmap and discover the services that are running on Ubuntu.</w:t>
+        <w:t xml:space="preserve">From Windows 7, run </w:t>
+      </w:r>
+      <w:proofErr w:type="spellStart"/>
+      <w:r>
+        <w:rPr>
+          <w:lang w:eastAsia="en-US"/>
+        </w:rPr>
+        <w:t>nmap</w:t>
+      </w:r>
+      <w:proofErr w:type="spellEnd"/>
+      <w:r>
+        <w:rPr>
+          <w:lang w:eastAsia="en-US"/>
+        </w:rPr>
+        <w:t xml:space="preserve"> and discover the services that are running on Ubuntu.</w:t>
       </w:r>
     </w:p>
     <w:p>
@@ -3606,7 +4450,21 @@
         <w:rPr>
           <w:lang w:eastAsia="en-US"/>
         </w:rPr>
-        <w:t>From Windows 7, run nmap and discover the services that are running on Ubuntu.</w:t>
+        <w:t xml:space="preserve">From Windows 7, run </w:t>
+      </w:r>
+      <w:proofErr w:type="spellStart"/>
+      <w:r>
+        <w:rPr>
+          <w:lang w:eastAsia="en-US"/>
+        </w:rPr>
+        <w:t>nmap</w:t>
+      </w:r>
+      <w:proofErr w:type="spellEnd"/>
+      <w:r>
+        <w:rPr>
+          <w:lang w:eastAsia="en-US"/>
+        </w:rPr>
+        <w:t xml:space="preserve"> and discover the services that are running on Ubuntu.</w:t>
       </w:r>
     </w:p>
     <w:p>
@@ -3722,7 +4580,21 @@
         <w:rPr>
           <w:lang w:eastAsia="en-US"/>
         </w:rPr>
-        <w:t>From Windows 7, run nmap and discover the services that are running on Ubuntu.</w:t>
+        <w:t xml:space="preserve">From Windows 7, run </w:t>
+      </w:r>
+      <w:proofErr w:type="spellStart"/>
+      <w:r>
+        <w:rPr>
+          <w:lang w:eastAsia="en-US"/>
+        </w:rPr>
+        <w:t>nmap</w:t>
+      </w:r>
+      <w:proofErr w:type="spellEnd"/>
+      <w:r>
+        <w:rPr>
+          <w:lang w:eastAsia="en-US"/>
+        </w:rPr>
+        <w:t xml:space="preserve"> and discover the services that are running on Ubuntu.</w:t>
       </w:r>
     </w:p>
     <w:p>
@@ -3801,21 +4673,7 @@
               <w:rPr>
                 <w:lang w:eastAsia="en-US"/>
               </w:rPr>
-              <w:t xml:space="preserve">2. Name three services that are running on </w:t>
-            </w:r>
-            <w:proofErr w:type="gramStart"/>
-            <w:r>
-              <w:rPr>
-                <w:lang w:eastAsia="en-US"/>
-              </w:rPr>
-              <w:t>Ubuntu?</w:t>
-            </w:r>
-            <w:proofErr w:type="gramEnd"/>
-            <w:r>
-              <w:rPr>
-                <w:lang w:eastAsia="en-US"/>
-              </w:rPr>
-              <w:t xml:space="preserve"> </w:t>
+              <w:t xml:space="preserve">2. Name three services that are running on Ubuntu? </w:t>
             </w:r>
           </w:p>
         </w:tc>
@@ -3870,14 +4728,30 @@
         <w:rPr>
           <w:lang w:eastAsia="en-US"/>
         </w:rPr>
-        <w:t xml:space="preserve">From Windows 7, run nmap and discover the services that are running on </w:t>
-      </w:r>
+        <w:t xml:space="preserve">From Windows 7, run </w:t>
+      </w:r>
+      <w:proofErr w:type="spellStart"/>
+      <w:r>
+        <w:rPr>
+          <w:lang w:eastAsia="en-US"/>
+        </w:rPr>
+        <w:t>nmap</w:t>
+      </w:r>
+      <w:proofErr w:type="spellEnd"/>
+      <w:r>
+        <w:rPr>
+          <w:lang w:eastAsia="en-US"/>
+        </w:rPr>
+        <w:t xml:space="preserve"> and discover the services that are running on </w:t>
+      </w:r>
+      <w:proofErr w:type="spellStart"/>
       <w:r>
         <w:rPr>
           <w:lang w:eastAsia="en-US"/>
         </w:rPr>
         <w:t>Metasploitable</w:t>
       </w:r>
+      <w:proofErr w:type="spellEnd"/>
       <w:r>
         <w:rPr>
           <w:lang w:eastAsia="en-US"/>
@@ -3963,12 +4837,14 @@
               </w:rPr>
               <w:t xml:space="preserve">2. Name three services that are running on </w:t>
             </w:r>
+            <w:proofErr w:type="spellStart"/>
             <w:r>
               <w:rPr>
                 <w:lang w:eastAsia="en-US"/>
               </w:rPr>
               <w:t>Metasploitable</w:t>
             </w:r>
+            <w:proofErr w:type="spellEnd"/>
             <w:r>
               <w:rPr>
                 <w:lang w:eastAsia="en-US"/>
@@ -4248,12 +5124,14 @@
         </w:rPr>
         <w:t xml:space="preserve"> a browser, and connect to the Web server on </w:t>
       </w:r>
+      <w:proofErr w:type="spellStart"/>
       <w:r>
         <w:rPr>
           <w:lang w:eastAsia="en-US"/>
         </w:rPr>
         <w:t>Metasploitable</w:t>
       </w:r>
+      <w:proofErr w:type="spellEnd"/>
       <w:r>
         <w:rPr>
           <w:lang w:eastAsia="en-US"/>
@@ -4384,7 +5262,54 @@
         <w:rPr>
           <w:lang w:eastAsia="en-US"/>
         </w:rPr>
-        <w:t xml:space="preserve"> User: napier, Password: napier123</w:t>
+        <w:t xml:space="preserve"> User: </w:t>
+      </w:r>
+      <w:proofErr w:type="spellStart"/>
+      <w:r>
+        <w:rPr>
+          <w:lang w:eastAsia="en-US"/>
+        </w:rPr>
+        <w:t>napier</w:t>
+      </w:r>
+      <w:proofErr w:type="spellEnd"/>
+      <w:r>
+        <w:rPr>
+          <w:lang w:eastAsia="en-US"/>
+        </w:rPr>
+        <w:t>, Password: napier123</w:t>
+      </w:r>
+    </w:p>
+    <w:p>
+      <w:pPr>
+        <w:rPr>
+          <w:lang w:eastAsia="en-US"/>
+        </w:rPr>
+      </w:pPr>
+      <w:r>
+        <w:rPr>
+          <w:lang w:eastAsia="en-US"/>
+        </w:rPr>
+        <w:t xml:space="preserve">Kali:- User: </w:t>
+      </w:r>
+      <w:proofErr w:type="spellStart"/>
+      <w:r>
+        <w:rPr>
+          <w:lang w:eastAsia="en-US"/>
+        </w:rPr>
+        <w:t>napier</w:t>
+      </w:r>
+      <w:proofErr w:type="spellEnd"/>
+      <w:r>
+        <w:rPr>
+          <w:lang w:eastAsia="en-US"/>
+        </w:rPr>
+        <w:t xml:space="preserve">, Password: </w:t>
+      </w:r>
+      <w:r>
+        <w:rPr>
+          <w:lang w:eastAsia="en-US"/>
+        </w:rPr>
+        <w:t>napier123</w:t>
       </w:r>
     </w:p>
     <w:p>
@@ -4398,72 +5323,89 @@
         <w:rPr>
           <w:lang w:eastAsia="en-US"/>
         </w:rPr>
-        <w:t>Kali:-</w:t>
+        <w:t>Windows:-</w:t>
       </w:r>
       <w:proofErr w:type="gramEnd"/>
       <w:r>
         <w:rPr>
           <w:lang w:eastAsia="en-US"/>
         </w:rPr>
-        <w:t xml:space="preserve"> User: root, Password: toor</w:t>
-      </w:r>
-    </w:p>
-    <w:p>
-      <w:pPr>
-        <w:rPr>
-          <w:lang w:eastAsia="en-US"/>
-        </w:rPr>
-      </w:pPr>
+        <w:t xml:space="preserve"> User: Administrator, Password: napier123</w:t>
+      </w:r>
+    </w:p>
+    <w:p>
+      <w:pPr>
+        <w:rPr>
+          <w:lang w:eastAsia="en-US"/>
+        </w:rPr>
+      </w:pPr>
+      <w:proofErr w:type="spellStart"/>
       <w:proofErr w:type="gramStart"/>
       <w:r>
         <w:rPr>
           <w:lang w:eastAsia="en-US"/>
         </w:rPr>
-        <w:t>Windows:-</w:t>
+        <w:t>pfsense</w:t>
+      </w:r>
+      <w:proofErr w:type="spellEnd"/>
+      <w:r>
+        <w:rPr>
+          <w:lang w:eastAsia="en-US"/>
+        </w:rPr>
+        <w:t>:-</w:t>
       </w:r>
       <w:proofErr w:type="gramEnd"/>
       <w:r>
         <w:rPr>
           <w:lang w:eastAsia="en-US"/>
         </w:rPr>
-        <w:t xml:space="preserve"> User: Administrator, Password: napier123</w:t>
-      </w:r>
-    </w:p>
-    <w:p>
-      <w:pPr>
-        <w:rPr>
-          <w:lang w:eastAsia="en-US"/>
-        </w:rPr>
-      </w:pPr>
+        <w:t xml:space="preserve"> User: admin, Password: </w:t>
+      </w:r>
+      <w:proofErr w:type="spellStart"/>
+      <w:r>
+        <w:rPr>
+          <w:lang w:eastAsia="en-US"/>
+        </w:rPr>
+        <w:t>pfsense</w:t>
+      </w:r>
+      <w:proofErr w:type="spellEnd"/>
+    </w:p>
+    <w:p>
+      <w:proofErr w:type="spellStart"/>
       <w:proofErr w:type="gramStart"/>
       <w:r>
         <w:rPr>
           <w:lang w:eastAsia="en-US"/>
         </w:rPr>
-        <w:t>pfsense:-</w:t>
+        <w:t>Metasploitable</w:t>
+      </w:r>
+      <w:proofErr w:type="spellEnd"/>
+      <w:r>
+        <w:rPr>
+          <w:lang w:eastAsia="en-US"/>
+        </w:rPr>
+        <w:t>:-</w:t>
       </w:r>
       <w:proofErr w:type="gramEnd"/>
       <w:r>
         <w:rPr>
           <w:lang w:eastAsia="en-US"/>
         </w:rPr>
-        <w:t xml:space="preserve"> User: admin, Password: pfsense</w:t>
-      </w:r>
-    </w:p>
-    <w:p>
-      <w:proofErr w:type="gramStart"/>
-      <w:r>
-        <w:rPr>
-          <w:lang w:eastAsia="en-US"/>
-        </w:rPr>
-        <w:t>Metasploitable:-</w:t>
-      </w:r>
-      <w:proofErr w:type="gramEnd"/>
-      <w:r>
-        <w:rPr>
-          <w:lang w:eastAsia="en-US"/>
-        </w:rPr>
-        <w:t xml:space="preserve"> User: msfadmin, Password: napier123</w:t>
+        <w:t xml:space="preserve"> User: </w:t>
+      </w:r>
+      <w:proofErr w:type="spellStart"/>
+      <w:r>
+        <w:rPr>
+          <w:lang w:eastAsia="en-US"/>
+        </w:rPr>
+        <w:t>msfadmin</w:t>
+      </w:r>
+      <w:proofErr w:type="spellEnd"/>
+      <w:r>
+        <w:rPr>
+          <w:lang w:eastAsia="en-US"/>
+        </w:rPr>
+        <w:t>, Password: napier123</w:t>
       </w:r>
     </w:p>
     <w:p/>
@@ -4479,7 +5421,7 @@
 </file>
 
 <file path=word/endnotes.xml><?xml version="1.0" encoding="utf-8"?>
-<w:endnotes xmlns:wpc="http://schemas.microsoft.com/office/word/2010/wordprocessingCanvas" xmlns:cx="http://schemas.microsoft.com/office/drawing/2014/chartex" xmlns:cx1="http://schemas.microsoft.com/office/drawing/2015/9/8/chartex" xmlns:cx2="http://schemas.microsoft.com/office/drawing/2015/10/21/chartex" xmlns:cx3="http://schemas.microsoft.com/office/drawing/2016/5/9/chartex" xmlns:cx4="http://schemas.microsoft.com/office/drawing/2016/5/10/chartex" xmlns:cx5="http://schemas.microsoft.com/office/drawing/2016/5/11/chartex" xmlns:cx6="http://schemas.microsoft.com/office/drawing/2016/5/12/chartex" xmlns:cx7="http://schemas.microsoft.com/office/drawing/2016/5/13/chartex" xmlns:cx8="http://schemas.microsoft.com/office/drawing/2016/5/14/chartex" xmlns:mc="http://schemas.openxmlformats.org/markup-compatibility/2006" xmlns:aink="http://schemas.microsoft.com/office/drawing/2016/ink" xmlns:am3d="http://schemas.microsoft.com/office/drawing/2017/model3d" xmlns:o="urn:schemas-microsoft-com:office:office" xmlns:oel="http://schemas.microsoft.com/office/2019/extlst" xmlns:r="http://schemas.openxmlformats.org/officeDocument/2006/relationships" xmlns:m="http://schemas.openxmlformats.org/officeDocument/2006/math" xmlns:v="urn:schemas-microsoft-com:vml" xmlns:wp14="http://schemas.microsoft.com/office/word/2010/wordprocessingDrawing" xmlns:wp="http://schemas.openxmlformats.org/drawingml/2006/wordprocessingDrawing" xmlns:w10="urn:schemas-microsoft-com:office:word" xmlns:w="http://schemas.openxmlformats.org/wordprocessingml/2006/main" xmlns:w14="http://schemas.microsoft.com/office/word/2010/wordml" xmlns:w15="http://schemas.microsoft.com/office/word/2012/wordml" xmlns:w16cex="http://schemas.microsoft.com/office/word/2018/wordml/cex" xmlns:w16cid="http://schemas.microsoft.com/office/word/2016/wordml/cid" xmlns:w16="http://schemas.microsoft.com/office/word/2018/wordml" xmlns:w16du="http://schemas.microsoft.com/office/word/2023/wordml/word16du" xmlns:w16sdtdh="http://schemas.microsoft.com/office/word/2020/wordml/sdtdatahash" xmlns:w16se="http://schemas.microsoft.com/office/word/2015/wordml/symex" xmlns:wpg="http://schemas.microsoft.com/office/word/2010/wordprocessingGroup" xmlns:wpi="http://schemas.microsoft.com/office/word/2010/wordprocessingInk" xmlns:wne="http://schemas.microsoft.com/office/word/2006/wordml" xmlns:wps="http://schemas.microsoft.com/office/word/2010/wordprocessingShape" mc:Ignorable="w14 w15 w16se w16cid w16 w16cex w16sdtdh w16du wp14">
+<w:endnotes xmlns:wpc="http://schemas.microsoft.com/office/word/2010/wordprocessingCanvas" xmlns:cx="http://schemas.microsoft.com/office/drawing/2014/chartex" xmlns:cx1="http://schemas.microsoft.com/office/drawing/2015/9/8/chartex" xmlns:cx2="http://schemas.microsoft.com/office/drawing/2015/10/21/chartex" xmlns:cx3="http://schemas.microsoft.com/office/drawing/2016/5/9/chartex" xmlns:cx4="http://schemas.microsoft.com/office/drawing/2016/5/10/chartex" xmlns:cx5="http://schemas.microsoft.com/office/drawing/2016/5/11/chartex" xmlns:cx6="http://schemas.microsoft.com/office/drawing/2016/5/12/chartex" xmlns:cx7="http://schemas.microsoft.com/office/drawing/2016/5/13/chartex" xmlns:cx8="http://schemas.microsoft.com/office/drawing/2016/5/14/chartex" xmlns:mc="http://schemas.openxmlformats.org/markup-compatibility/2006" xmlns:aink="http://schemas.microsoft.com/office/drawing/2016/ink" xmlns:am3d="http://schemas.microsoft.com/office/drawing/2017/model3d" xmlns:o="urn:schemas-microsoft-com:office:office" xmlns:oel="http://schemas.microsoft.com/office/2019/extlst" xmlns:r="http://schemas.openxmlformats.org/officeDocument/2006/relationships" xmlns:m="http://schemas.openxmlformats.org/officeDocument/2006/math" xmlns:v="urn:schemas-microsoft-com:vml" xmlns:wp14="http://schemas.microsoft.com/office/word/2010/wordprocessingDrawing" xmlns:wp="http://schemas.openxmlformats.org/drawingml/2006/wordprocessingDrawing" xmlns:w10="urn:schemas-microsoft-com:office:word" xmlns:w="http://schemas.openxmlformats.org/wordprocessingml/2006/main" xmlns:w14="http://schemas.microsoft.com/office/word/2010/wordml" xmlns:w15="http://schemas.microsoft.com/office/word/2012/wordml" xmlns:w16cex="http://schemas.microsoft.com/office/word/2018/wordml/cex" xmlns:w16cid="http://schemas.microsoft.com/office/word/2016/wordml/cid" xmlns:w16="http://schemas.microsoft.com/office/word/2018/wordml" xmlns:w16du="http://schemas.microsoft.com/office/word/2023/wordml/word16du" xmlns:w16sdtdh="http://schemas.microsoft.com/office/word/2020/wordml/sdtdatahash" xmlns:w16sdtfl="http://schemas.microsoft.com/office/word/2024/wordml/sdtformatlock" xmlns:w16se="http://schemas.microsoft.com/office/word/2015/wordml/symex" xmlns:wpg="http://schemas.microsoft.com/office/word/2010/wordprocessingGroup" xmlns:wpi="http://schemas.microsoft.com/office/word/2010/wordprocessingInk" xmlns:wne="http://schemas.microsoft.com/office/word/2006/wordml" xmlns:wps="http://schemas.microsoft.com/office/word/2010/wordprocessingShape" mc:Ignorable="w14 w15 w16se w16cid w16 w16cex w16sdtdh w16sdtfl w16du wp14">
   <w:endnote w:type="separator" w:id="-1">
     <w:p>
       <w:r>
@@ -4498,7 +5440,7 @@
 </file>
 
 <file path=word/footer1.xml><?xml version="1.0" encoding="utf-8"?>
-<w:ftr xmlns:wpc="http://schemas.microsoft.com/office/word/2010/wordprocessingCanvas" xmlns:cx="http://schemas.microsoft.com/office/drawing/2014/chartex" xmlns:cx1="http://schemas.microsoft.com/office/drawing/2015/9/8/chartex" xmlns:cx2="http://schemas.microsoft.com/office/drawing/2015/10/21/chartex" xmlns:cx3="http://schemas.microsoft.com/office/drawing/2016/5/9/chartex" xmlns:cx4="http://schemas.microsoft.com/office/drawing/2016/5/10/chartex" xmlns:cx5="http://schemas.microsoft.com/office/drawing/2016/5/11/chartex" xmlns:cx6="http://schemas.microsoft.com/office/drawing/2016/5/12/chartex" xmlns:cx7="http://schemas.microsoft.com/office/drawing/2016/5/13/chartex" xmlns:cx8="http://schemas.microsoft.com/office/drawing/2016/5/14/chartex" xmlns:mc="http://schemas.openxmlformats.org/markup-compatibility/2006" xmlns:aink="http://schemas.microsoft.com/office/drawing/2016/ink" xmlns:am3d="http://schemas.microsoft.com/office/drawing/2017/model3d" xmlns:o="urn:schemas-microsoft-com:office:office" xmlns:oel="http://schemas.microsoft.com/office/2019/extlst" xmlns:r="http://schemas.openxmlformats.org/officeDocument/2006/relationships" xmlns:m="http://schemas.openxmlformats.org/officeDocument/2006/math" xmlns:v="urn:schemas-microsoft-com:vml" xmlns:wp14="http://schemas.microsoft.com/office/word/2010/wordprocessingDrawing" xmlns:wp="http://schemas.openxmlformats.org/drawingml/2006/wordprocessingDrawing" xmlns:w10="urn:schemas-microsoft-com:office:word" xmlns:w="http://schemas.openxmlformats.org/wordprocessingml/2006/main" xmlns:w14="http://schemas.microsoft.com/office/word/2010/wordml" xmlns:w15="http://schemas.microsoft.com/office/word/2012/wordml" xmlns:w16cex="http://schemas.microsoft.com/office/word/2018/wordml/cex" xmlns:w16cid="http://schemas.microsoft.com/office/word/2016/wordml/cid" xmlns:w16="http://schemas.microsoft.com/office/word/2018/wordml" xmlns:w16du="http://schemas.microsoft.com/office/word/2023/wordml/word16du" xmlns:w16sdtdh="http://schemas.microsoft.com/office/word/2020/wordml/sdtdatahash" xmlns:w16se="http://schemas.microsoft.com/office/word/2015/wordml/symex" xmlns:wpg="http://schemas.microsoft.com/office/word/2010/wordprocessingGroup" xmlns:wpi="http://schemas.microsoft.com/office/word/2010/wordprocessingInk" xmlns:wne="http://schemas.microsoft.com/office/word/2006/wordml" xmlns:wps="http://schemas.microsoft.com/office/word/2010/wordprocessingShape" mc:Ignorable="w14 w15 w16se w16cid w16 w16cex w16sdtdh w16du wp14">
+<w:ftr xmlns:wpc="http://schemas.microsoft.com/office/word/2010/wordprocessingCanvas" xmlns:cx="http://schemas.microsoft.com/office/drawing/2014/chartex" xmlns:cx1="http://schemas.microsoft.com/office/drawing/2015/9/8/chartex" xmlns:cx2="http://schemas.microsoft.com/office/drawing/2015/10/21/chartex" xmlns:cx3="http://schemas.microsoft.com/office/drawing/2016/5/9/chartex" xmlns:cx4="http://schemas.microsoft.com/office/drawing/2016/5/10/chartex" xmlns:cx5="http://schemas.microsoft.com/office/drawing/2016/5/11/chartex" xmlns:cx6="http://schemas.microsoft.com/office/drawing/2016/5/12/chartex" xmlns:cx7="http://schemas.microsoft.com/office/drawing/2016/5/13/chartex" xmlns:cx8="http://schemas.microsoft.com/office/drawing/2016/5/14/chartex" xmlns:mc="http://schemas.openxmlformats.org/markup-compatibility/2006" xmlns:aink="http://schemas.microsoft.com/office/drawing/2016/ink" xmlns:am3d="http://schemas.microsoft.com/office/drawing/2017/model3d" xmlns:o="urn:schemas-microsoft-com:office:office" xmlns:oel="http://schemas.microsoft.com/office/2019/extlst" xmlns:r="http://schemas.openxmlformats.org/officeDocument/2006/relationships" xmlns:m="http://schemas.openxmlformats.org/officeDocument/2006/math" xmlns:v="urn:schemas-microsoft-com:vml" xmlns:wp14="http://schemas.microsoft.com/office/word/2010/wordprocessingDrawing" xmlns:wp="http://schemas.openxmlformats.org/drawingml/2006/wordprocessingDrawing" xmlns:w10="urn:schemas-microsoft-com:office:word" xmlns:w="http://schemas.openxmlformats.org/wordprocessingml/2006/main" xmlns:w14="http://schemas.microsoft.com/office/word/2010/wordml" xmlns:w15="http://schemas.microsoft.com/office/word/2012/wordml" xmlns:w16cex="http://schemas.microsoft.com/office/word/2018/wordml/cex" xmlns:w16cid="http://schemas.microsoft.com/office/word/2016/wordml/cid" xmlns:w16="http://schemas.microsoft.com/office/word/2018/wordml" xmlns:w16du="http://schemas.microsoft.com/office/word/2023/wordml/word16du" xmlns:w16sdtdh="http://schemas.microsoft.com/office/word/2020/wordml/sdtdatahash" xmlns:w16sdtfl="http://schemas.microsoft.com/office/word/2024/wordml/sdtformatlock" xmlns:w16se="http://schemas.microsoft.com/office/word/2015/wordml/symex" xmlns:wpg="http://schemas.microsoft.com/office/word/2010/wordprocessingGroup" xmlns:wpi="http://schemas.microsoft.com/office/word/2010/wordprocessingInk" xmlns:wne="http://schemas.microsoft.com/office/word/2006/wordml" xmlns:wps="http://schemas.microsoft.com/office/word/2010/wordprocessingShape" mc:Ignorable="w14 w15 w16se w16cid w16 w16cex w16sdtdh w16sdtfl w16du wp14">
   <w:sdt>
     <w:sdtPr>
       <w:id w:val="-886951456"/>
@@ -4551,7 +5493,7 @@
 </file>
 
 <file path=word/footnotes.xml><?xml version="1.0" encoding="utf-8"?>
-<w:footnotes xmlns:wpc="http://schemas.microsoft.com/office/word/2010/wordprocessingCanvas" xmlns:cx="http://schemas.microsoft.com/office/drawing/2014/chartex" xmlns:cx1="http://schemas.microsoft.com/office/drawing/2015/9/8/chartex" xmlns:cx2="http://schemas.microsoft.com/office/drawing/2015/10/21/chartex" xmlns:cx3="http://schemas.microsoft.com/office/drawing/2016/5/9/chartex" xmlns:cx4="http://schemas.microsoft.com/office/drawing/2016/5/10/chartex" xmlns:cx5="http://schemas.microsoft.com/office/drawing/2016/5/11/chartex" xmlns:cx6="http://schemas.microsoft.com/office/drawing/2016/5/12/chartex" xmlns:cx7="http://schemas.microsoft.com/office/drawing/2016/5/13/chartex" xmlns:cx8="http://schemas.microsoft.com/office/drawing/2016/5/14/chartex" xmlns:mc="http://schemas.openxmlformats.org/markup-compatibility/2006" xmlns:aink="http://schemas.microsoft.com/office/drawing/2016/ink" xmlns:am3d="http://schemas.microsoft.com/office/drawing/2017/model3d" xmlns:o="urn:schemas-microsoft-com:office:office" xmlns:oel="http://schemas.microsoft.com/office/2019/extlst" xmlns:r="http://schemas.openxmlformats.org/officeDocument/2006/relationships" xmlns:m="http://schemas.openxmlformats.org/officeDocument/2006/math" xmlns:v="urn:schemas-microsoft-com:vml" xmlns:wp14="http://schemas.microsoft.com/office/word/2010/wordprocessingDrawing" xmlns:wp="http://schemas.openxmlformats.org/drawingml/2006/wordprocessingDrawing" xmlns:w10="urn:schemas-microsoft-com:office:word" xmlns:w="http://schemas.openxmlformats.org/wordprocessingml/2006/main" xmlns:w14="http://schemas.microsoft.com/office/word/2010/wordml" xmlns:w15="http://schemas.microsoft.com/office/word/2012/wordml" xmlns:w16cex="http://schemas.microsoft.com/office/word/2018/wordml/cex" xmlns:w16cid="http://schemas.microsoft.com/office/word/2016/wordml/cid" xmlns:w16="http://schemas.microsoft.com/office/word/2018/wordml" xmlns:w16du="http://schemas.microsoft.com/office/word/2023/wordml/word16du" xmlns:w16sdtdh="http://schemas.microsoft.com/office/word/2020/wordml/sdtdatahash" xmlns:w16se="http://schemas.microsoft.com/office/word/2015/wordml/symex" xmlns:wpg="http://schemas.microsoft.com/office/word/2010/wordprocessingGroup" xmlns:wpi="http://schemas.microsoft.com/office/word/2010/wordprocessingInk" xmlns:wne="http://schemas.microsoft.com/office/word/2006/wordml" xmlns:wps="http://schemas.microsoft.com/office/word/2010/wordprocessingShape" mc:Ignorable="w14 w15 w16se w16cid w16 w16cex w16sdtdh w16du wp14">
+<w:footnotes xmlns:wpc="http://schemas.microsoft.com/office/word/2010/wordprocessingCanvas" xmlns:cx="http://schemas.microsoft.com/office/drawing/2014/chartex" xmlns:cx1="http://schemas.microsoft.com/office/drawing/2015/9/8/chartex" xmlns:cx2="http://schemas.microsoft.com/office/drawing/2015/10/21/chartex" xmlns:cx3="http://schemas.microsoft.com/office/drawing/2016/5/9/chartex" xmlns:cx4="http://schemas.microsoft.com/office/drawing/2016/5/10/chartex" xmlns:cx5="http://schemas.microsoft.com/office/drawing/2016/5/11/chartex" xmlns:cx6="http://schemas.microsoft.com/office/drawing/2016/5/12/chartex" xmlns:cx7="http://schemas.microsoft.com/office/drawing/2016/5/13/chartex" xmlns:cx8="http://schemas.microsoft.com/office/drawing/2016/5/14/chartex" xmlns:mc="http://schemas.openxmlformats.org/markup-compatibility/2006" xmlns:aink="http://schemas.microsoft.com/office/drawing/2016/ink" xmlns:am3d="http://schemas.microsoft.com/office/drawing/2017/model3d" xmlns:o="urn:schemas-microsoft-com:office:office" xmlns:oel="http://schemas.microsoft.com/office/2019/extlst" xmlns:r="http://schemas.openxmlformats.org/officeDocument/2006/relationships" xmlns:m="http://schemas.openxmlformats.org/officeDocument/2006/math" xmlns:v="urn:schemas-microsoft-com:vml" xmlns:wp14="http://schemas.microsoft.com/office/word/2010/wordprocessingDrawing" xmlns:wp="http://schemas.openxmlformats.org/drawingml/2006/wordprocessingDrawing" xmlns:w10="urn:schemas-microsoft-com:office:word" xmlns:w="http://schemas.openxmlformats.org/wordprocessingml/2006/main" xmlns:w14="http://schemas.microsoft.com/office/word/2010/wordml" xmlns:w15="http://schemas.microsoft.com/office/word/2012/wordml" xmlns:w16cex="http://schemas.microsoft.com/office/word/2018/wordml/cex" xmlns:w16cid="http://schemas.microsoft.com/office/word/2016/wordml/cid" xmlns:w16="http://schemas.microsoft.com/office/word/2018/wordml" xmlns:w16du="http://schemas.microsoft.com/office/word/2023/wordml/word16du" xmlns:w16sdtdh="http://schemas.microsoft.com/office/word/2020/wordml/sdtdatahash" xmlns:w16sdtfl="http://schemas.microsoft.com/office/word/2024/wordml/sdtformatlock" xmlns:w16se="http://schemas.microsoft.com/office/word/2015/wordml/symex" xmlns:wpg="http://schemas.microsoft.com/office/word/2010/wordprocessingGroup" xmlns:wpi="http://schemas.microsoft.com/office/word/2010/wordprocessingInk" xmlns:wne="http://schemas.microsoft.com/office/word/2006/wordml" xmlns:wps="http://schemas.microsoft.com/office/word/2010/wordprocessingShape" mc:Ignorable="w14 w15 w16se w16cid w16 w16cex w16sdtdh w16sdtfl w16du wp14">
   <w:footnote w:type="separator" w:id="-1">
     <w:p>
       <w:r>
@@ -4570,7 +5512,7 @@
 </file>
 
 <file path=word/numbering.xml><?xml version="1.0" encoding="utf-8"?>
-<w:numbering xmlns:wpc="http://schemas.microsoft.com/office/word/2010/wordprocessingCanvas" xmlns:cx="http://schemas.microsoft.com/office/drawing/2014/chartex" xmlns:cx1="http://schemas.microsoft.com/office/drawing/2015/9/8/chartex" xmlns:cx2="http://schemas.microsoft.com/office/drawing/2015/10/21/chartex" xmlns:cx3="http://schemas.microsoft.com/office/drawing/2016/5/9/chartex" xmlns:cx4="http://schemas.microsoft.com/office/drawing/2016/5/10/chartex" xmlns:cx5="http://schemas.microsoft.com/office/drawing/2016/5/11/chartex" xmlns:cx6="http://schemas.microsoft.com/office/drawing/2016/5/12/chartex" xmlns:cx7="http://schemas.microsoft.com/office/drawing/2016/5/13/chartex" xmlns:cx8="http://schemas.microsoft.com/office/drawing/2016/5/14/chartex" xmlns:mc="http://schemas.openxmlformats.org/markup-compatibility/2006" xmlns:aink="http://schemas.microsoft.com/office/drawing/2016/ink" xmlns:am3d="http://schemas.microsoft.com/office/drawing/2017/model3d" xmlns:o="urn:schemas-microsoft-com:office:office" xmlns:oel="http://schemas.microsoft.com/office/2019/extlst" xmlns:r="http://schemas.openxmlformats.org/officeDocument/2006/relationships" xmlns:m="http://schemas.openxmlformats.org/officeDocument/2006/math" xmlns:v="urn:schemas-microsoft-com:vml" xmlns:wp14="http://schemas.microsoft.com/office/word/2010/wordprocessingDrawing" xmlns:wp="http://schemas.openxmlformats.org/drawingml/2006/wordprocessingDrawing" xmlns:w10="urn:schemas-microsoft-com:office:word" xmlns:w="http://schemas.openxmlformats.org/wordprocessingml/2006/main" xmlns:w14="http://schemas.microsoft.com/office/word/2010/wordml" xmlns:w15="http://schemas.microsoft.com/office/word/2012/wordml" xmlns:w16cex="http://schemas.microsoft.com/office/word/2018/wordml/cex" xmlns:w16cid="http://schemas.microsoft.com/office/word/2016/wordml/cid" xmlns:w16="http://schemas.microsoft.com/office/word/2018/wordml" xmlns:w16du="http://schemas.microsoft.com/office/word/2023/wordml/word16du" xmlns:w16sdtdh="http://schemas.microsoft.com/office/word/2020/wordml/sdtdatahash" xmlns:w16se="http://schemas.microsoft.com/office/word/2015/wordml/symex" xmlns:wpg="http://schemas.microsoft.com/office/word/2010/wordprocessingGroup" xmlns:wpi="http://schemas.microsoft.com/office/word/2010/wordprocessingInk" xmlns:wne="http://schemas.microsoft.com/office/word/2006/wordml" xmlns:wps="http://schemas.microsoft.com/office/word/2010/wordprocessingShape" mc:Ignorable="w14 w15 w16se w16cid w16 w16cex w16sdtdh w16du wp14">
+<w:numbering xmlns:wpc="http://schemas.microsoft.com/office/word/2010/wordprocessingCanvas" xmlns:cx="http://schemas.microsoft.com/office/drawing/2014/chartex" xmlns:cx1="http://schemas.microsoft.com/office/drawing/2015/9/8/chartex" xmlns:cx2="http://schemas.microsoft.com/office/drawing/2015/10/21/chartex" xmlns:cx3="http://schemas.microsoft.com/office/drawing/2016/5/9/chartex" xmlns:cx4="http://schemas.microsoft.com/office/drawing/2016/5/10/chartex" xmlns:cx5="http://schemas.microsoft.com/office/drawing/2016/5/11/chartex" xmlns:cx6="http://schemas.microsoft.com/office/drawing/2016/5/12/chartex" xmlns:cx7="http://schemas.microsoft.com/office/drawing/2016/5/13/chartex" xmlns:cx8="http://schemas.microsoft.com/office/drawing/2016/5/14/chartex" xmlns:mc="http://schemas.openxmlformats.org/markup-compatibility/2006" xmlns:aink="http://schemas.microsoft.com/office/drawing/2016/ink" xmlns:am3d="http://schemas.microsoft.com/office/drawing/2017/model3d" xmlns:o="urn:schemas-microsoft-com:office:office" xmlns:oel="http://schemas.microsoft.com/office/2019/extlst" xmlns:r="http://schemas.openxmlformats.org/officeDocument/2006/relationships" xmlns:m="http://schemas.openxmlformats.org/officeDocument/2006/math" xmlns:v="urn:schemas-microsoft-com:vml" xmlns:wp14="http://schemas.microsoft.com/office/word/2010/wordprocessingDrawing" xmlns:wp="http://schemas.openxmlformats.org/drawingml/2006/wordprocessingDrawing" xmlns:w10="urn:schemas-microsoft-com:office:word" xmlns:w="http://schemas.openxmlformats.org/wordprocessingml/2006/main" xmlns:w14="http://schemas.microsoft.com/office/word/2010/wordml" xmlns:w15="http://schemas.microsoft.com/office/word/2012/wordml" xmlns:w16cex="http://schemas.microsoft.com/office/word/2018/wordml/cex" xmlns:w16cid="http://schemas.microsoft.com/office/word/2016/wordml/cid" xmlns:w16="http://schemas.microsoft.com/office/word/2018/wordml" xmlns:w16du="http://schemas.microsoft.com/office/word/2023/wordml/word16du" xmlns:w16sdtdh="http://schemas.microsoft.com/office/word/2020/wordml/sdtdatahash" xmlns:w16sdtfl="http://schemas.microsoft.com/office/word/2024/wordml/sdtformatlock" xmlns:w16se="http://schemas.microsoft.com/office/word/2015/wordml/symex" xmlns:wpg="http://schemas.microsoft.com/office/word/2010/wordprocessingGroup" xmlns:wpi="http://schemas.microsoft.com/office/word/2010/wordprocessingInk" xmlns:wne="http://schemas.microsoft.com/office/word/2006/wordml" xmlns:wps="http://schemas.microsoft.com/office/word/2010/wordprocessingShape" mc:Ignorable="w14 w15 w16se w16cid w16 w16cex w16sdtdh w16sdtfl w16du wp14">
   <w:abstractNum w:abstractNumId="0" w15:restartNumberingAfterBreak="0">
     <w:nsid w:val="0F933F5B"/>
     <w:multiLevelType w:val="hybridMultilevel"/>
@@ -6210,7 +7152,7 @@
 </file>
 
 <file path=word/styles.xml><?xml version="1.0" encoding="utf-8"?>
-<w:styles xmlns:mc="http://schemas.openxmlformats.org/markup-compatibility/2006" xmlns:r="http://schemas.openxmlformats.org/officeDocument/2006/relationships" xmlns:w="http://schemas.openxmlformats.org/wordprocessingml/2006/main" xmlns:w14="http://schemas.microsoft.com/office/word/2010/wordml" xmlns:w15="http://schemas.microsoft.com/office/word/2012/wordml" xmlns:w16cex="http://schemas.microsoft.com/office/word/2018/wordml/cex" xmlns:w16cid="http://schemas.microsoft.com/office/word/2016/wordml/cid" xmlns:w16="http://schemas.microsoft.com/office/word/2018/wordml" xmlns:w16du="http://schemas.microsoft.com/office/word/2023/wordml/word16du" xmlns:w16sdtdh="http://schemas.microsoft.com/office/word/2020/wordml/sdtdatahash" xmlns:w16se="http://schemas.microsoft.com/office/word/2015/wordml/symex" mc:Ignorable="w14 w15 w16se w16cid w16 w16cex w16sdtdh w16du">
+<w:styles xmlns:mc="http://schemas.openxmlformats.org/markup-compatibility/2006" xmlns:r="http://schemas.openxmlformats.org/officeDocument/2006/relationships" xmlns:w="http://schemas.openxmlformats.org/wordprocessingml/2006/main" xmlns:w14="http://schemas.microsoft.com/office/word/2010/wordml" xmlns:w15="http://schemas.microsoft.com/office/word/2012/wordml" xmlns:w16cex="http://schemas.microsoft.com/office/word/2018/wordml/cex" xmlns:w16cid="http://schemas.microsoft.com/office/word/2016/wordml/cid" xmlns:w16="http://schemas.microsoft.com/office/word/2018/wordml" xmlns:w16du="http://schemas.microsoft.com/office/word/2023/wordml/word16du" xmlns:w16sdtdh="http://schemas.microsoft.com/office/word/2020/wordml/sdtdatahash" xmlns:w16sdtfl="http://schemas.microsoft.com/office/word/2024/wordml/sdtformatlock" xmlns:w16se="http://schemas.microsoft.com/office/word/2015/wordml/symex" mc:Ignorable="w14 w15 w16se w16cid w16 w16cex w16sdtdh w16sdtfl w16du">
   <w:docDefaults>
     <w:rPrDefault>
       <w:rPr>
@@ -6700,6 +7642,7 @@
   <w:style w:type="character" w:default="1" w:styleId="DefaultParagraphFont">
     <w:name w:val="Default Paragraph Font"/>
     <w:uiPriority w:val="1"/>
+    <w:semiHidden/>
     <w:unhideWhenUsed/>
   </w:style>
   <w:style w:type="table" w:default="1" w:styleId="TableNormal">
